--- a/docs/answers/as-trigonometry-radians.docx
+++ b/docs/answers/as-trigonometry-radians.docx
@@ -52,7 +52,7 @@
         </w:rPr>
         <w:t xml:space="preserve"> </w:t>
       </w:r>
-      <w:hyperlink r:id="rId20">
+      <w:hyperlink r:id="rId9">
         <w:r>
           <w:rPr>
             <w:rStyle w:val="Hyperlink"/>
@@ -82,7 +82,7 @@
         <w:t xml:space="preserve">Please attempt the questions before reading these answers!</w:t>
       </w:r>
     </w:p>
-    <w:bookmarkStart w:id="24" w:name="q1"/>
+    <w:bookmarkStart w:id="13" w:name="q1"/>
     <w:p>
       <w:pPr>
         <w:pStyle w:val="Heading3"/>
@@ -108,18 +108,18 @@
           <wp:inline>
             <wp:extent cx="2857500" cy="1757865"/>
             <wp:effectExtent b="0" l="0" r="0" t="0"/>
-            <wp:docPr descr="Q1. Triangle" title="" id="22" name="Picture"/>
+            <wp:docPr descr="Q1. Triangle" title="" id="11" name="Picture"/>
             <a:graphic>
               <a:graphicData uri="http://schemas.openxmlformats.org/drawingml/2006/picture">
                 <pic:pic>
                   <pic:nvPicPr>
-                    <pic:cNvPr descr="./FiguresPNG/trig-triangle-q1-1.png" id="23" name="Picture"/>
+                    <pic:cNvPr descr="./FiguresPNG/trig-triangle-q1-1.png" id="12" name="Picture"/>
                     <pic:cNvPicPr>
                       <a:picLocks noChangeArrowheads="1" noChangeAspect="1"/>
                     </pic:cNvPicPr>
                   </pic:nvPicPr>
                   <pic:blipFill>
-                    <a:blip r:embed="rId21"/>
+                    <a:blip r:embed="rId10"/>
                     <a:stretch>
                       <a:fillRect/>
                     </a:stretch>
@@ -176,19 +176,21 @@
           </m:rPr>
           <m:t>cos</m:t>
         </m:r>
-        <m:d>
-          <m:dPr>
-            <m:begChr m:val="("/>
-            <m:sepChr m:val=""/>
-            <m:endChr m:val=")"/>
-            <m:grow/>
-          </m:dPr>
-          <m:e>
-            <m:r>
-              <m:t>a</m:t>
-            </m:r>
-          </m:e>
-        </m:d>
+        <m:r>
+          <m:rPr>
+            <m:sty m:val="p"/>
+          </m:rPr>
+          <m:t>(</m:t>
+        </m:r>
+        <m:r>
+          <m:t>a</m:t>
+        </m:r>
+        <m:r>
+          <m:rPr>
+            <m:sty m:val="p"/>
+          </m:rPr>
+          <m:t>)</m:t>
+        </m:r>
         <m:r>
           <m:rPr>
             <m:sty m:val="p"/>
@@ -226,19 +228,21 @@
           </m:rPr>
           <m:t>sin</m:t>
         </m:r>
-        <m:d>
-          <m:dPr>
-            <m:begChr m:val="("/>
-            <m:sepChr m:val=""/>
-            <m:endChr m:val=")"/>
-            <m:grow/>
-          </m:dPr>
-          <m:e>
-            <m:r>
-              <m:t>a</m:t>
-            </m:r>
-          </m:e>
-        </m:d>
+        <m:r>
+          <m:rPr>
+            <m:sty m:val="p"/>
+          </m:rPr>
+          <m:t>(</m:t>
+        </m:r>
+        <m:r>
+          <m:t>a</m:t>
+        </m:r>
+        <m:r>
+          <m:rPr>
+            <m:sty m:val="p"/>
+          </m:rPr>
+          <m:t>)</m:t>
+        </m:r>
         <m:r>
           <m:rPr>
             <m:sty m:val="p"/>
@@ -276,19 +280,21 @@
           </m:rPr>
           <m:t>tan</m:t>
         </m:r>
-        <m:d>
-          <m:dPr>
-            <m:begChr m:val="("/>
-            <m:sepChr m:val=""/>
-            <m:endChr m:val=")"/>
-            <m:grow/>
-          </m:dPr>
-          <m:e>
-            <m:r>
-              <m:t>a</m:t>
-            </m:r>
-          </m:e>
-        </m:d>
+        <m:r>
+          <m:rPr>
+            <m:sty m:val="p"/>
+          </m:rPr>
+          <m:t>(</m:t>
+        </m:r>
+        <m:r>
+          <m:t>a</m:t>
+        </m:r>
+        <m:r>
+          <m:rPr>
+            <m:sty m:val="p"/>
+          </m:rPr>
+          <m:t>)</m:t>
+        </m:r>
         <m:r>
           <m:rPr>
             <m:sty m:val="p"/>
@@ -326,19 +332,21 @@
           </m:rPr>
           <m:t>cos</m:t>
         </m:r>
-        <m:d>
-          <m:dPr>
-            <m:begChr m:val="("/>
-            <m:sepChr m:val=""/>
-            <m:endChr m:val=")"/>
-            <m:grow/>
-          </m:dPr>
-          <m:e>
-            <m:r>
-              <m:t>b</m:t>
-            </m:r>
-          </m:e>
-        </m:d>
+        <m:r>
+          <m:rPr>
+            <m:sty m:val="p"/>
+          </m:rPr>
+          <m:t>(</m:t>
+        </m:r>
+        <m:r>
+          <m:t>b</m:t>
+        </m:r>
+        <m:r>
+          <m:rPr>
+            <m:sty m:val="p"/>
+          </m:rPr>
+          <m:t>)</m:t>
+        </m:r>
         <m:r>
           <m:rPr>
             <m:sty m:val="p"/>
@@ -376,19 +384,21 @@
           </m:rPr>
           <m:t>sin</m:t>
         </m:r>
-        <m:d>
-          <m:dPr>
-            <m:begChr m:val="("/>
-            <m:sepChr m:val=""/>
-            <m:endChr m:val=")"/>
-            <m:grow/>
-          </m:dPr>
-          <m:e>
-            <m:r>
-              <m:t>b</m:t>
-            </m:r>
-          </m:e>
-        </m:d>
+        <m:r>
+          <m:rPr>
+            <m:sty m:val="p"/>
+          </m:rPr>
+          <m:t>(</m:t>
+        </m:r>
+        <m:r>
+          <m:t>b</m:t>
+        </m:r>
+        <m:r>
+          <m:rPr>
+            <m:sty m:val="p"/>
+          </m:rPr>
+          <m:t>)</m:t>
+        </m:r>
         <m:r>
           <m:rPr>
             <m:sty m:val="p"/>
@@ -426,19 +436,21 @@
           </m:rPr>
           <m:t>tan</m:t>
         </m:r>
-        <m:d>
-          <m:dPr>
-            <m:begChr m:val="("/>
-            <m:sepChr m:val=""/>
-            <m:endChr m:val=")"/>
-            <m:grow/>
-          </m:dPr>
-          <m:e>
-            <m:r>
-              <m:t>b</m:t>
-            </m:r>
-          </m:e>
-        </m:d>
+        <m:r>
+          <m:rPr>
+            <m:sty m:val="p"/>
+          </m:rPr>
+          <m:t>(</m:t>
+        </m:r>
+        <m:r>
+          <m:t>b</m:t>
+        </m:r>
+        <m:r>
+          <m:rPr>
+            <m:sty m:val="p"/>
+          </m:rPr>
+          <m:t>)</m:t>
+        </m:r>
         <m:r>
           <m:rPr>
             <m:sty m:val="p"/>
@@ -462,8 +474,8 @@
         </m:f>
       </m:oMath>
     </w:p>
-    <w:bookmarkEnd w:id="24"/>
-    <w:bookmarkStart w:id="28" w:name="q2"/>
+    <w:bookmarkEnd w:id="13"/>
+    <w:bookmarkStart w:id="17" w:name="q2"/>
     <w:p>
       <w:pPr>
         <w:pStyle w:val="Heading3"/>
@@ -489,18 +501,18 @@
           <wp:inline>
             <wp:extent cx="2857500" cy="1773755"/>
             <wp:effectExtent b="0" l="0" r="0" t="0"/>
-            <wp:docPr descr="Q2. Triangle" title="" id="26" name="Picture"/>
+            <wp:docPr descr="Q2. Triangle" title="" id="15" name="Picture"/>
             <a:graphic>
               <a:graphicData uri="http://schemas.openxmlformats.org/drawingml/2006/picture">
                 <pic:pic>
                   <pic:nvPicPr>
-                    <pic:cNvPr descr="./FiguresPNG/trig-triangle-q3-2.png" id="27" name="Picture"/>
+                    <pic:cNvPr descr="./FiguresPNG/trig-triangle-q3-2.png" id="16" name="Picture"/>
                     <pic:cNvPicPr>
                       <a:picLocks noChangeArrowheads="1" noChangeAspect="1"/>
                     </pic:cNvPicPr>
                   </pic:nvPicPr>
                   <pic:blipFill>
-                    <a:blip r:embed="rId25"/>
+                    <a:blip r:embed="rId14"/>
                     <a:stretch>
                       <a:fillRect/>
                     </a:stretch>
@@ -722,8 +734,8 @@
         <w:t xml:space="preserve">.</w:t>
       </w:r>
     </w:p>
-    <w:bookmarkEnd w:id="28"/>
-    <w:bookmarkStart w:id="29" w:name="q3"/>
+    <w:bookmarkEnd w:id="17"/>
+    <w:bookmarkStart w:id="18" w:name="q3"/>
     <w:p>
       <w:pPr>
         <w:pStyle w:val="Heading3"/>
@@ -749,28 +761,30 @@
           </m:rPr>
           <m:t>cos</m:t>
         </m:r>
-        <m:d>
-          <m:dPr>
-            <m:begChr m:val="("/>
-            <m:sepChr m:val=""/>
-            <m:endChr m:val=")"/>
-            <m:grow/>
-          </m:dPr>
-          <m:e>
-            <m:r>
-              <m:t>π</m:t>
-            </m:r>
-            <m:r>
-              <m:rPr>
-                <m:sty m:val="p"/>
-              </m:rPr>
-              <m:t>/</m:t>
-            </m:r>
-            <m:r>
-              <m:t>6</m:t>
-            </m:r>
-          </m:e>
-        </m:d>
+        <m:r>
+          <m:rPr>
+            <m:sty m:val="p"/>
+          </m:rPr>
+          <m:t>(</m:t>
+        </m:r>
+        <m:r>
+          <m:t>π</m:t>
+        </m:r>
+        <m:r>
+          <m:rPr>
+            <m:sty m:val="p"/>
+          </m:rPr>
+          <m:t>/</m:t>
+        </m:r>
+        <m:r>
+          <m:t>6</m:t>
+        </m:r>
+        <m:r>
+          <m:rPr>
+            <m:sty m:val="p"/>
+          </m:rPr>
+          <m:t>)</m:t>
+        </m:r>
         <m:r>
           <m:rPr>
             <m:sty m:val="p"/>
@@ -819,28 +833,30 @@
           </m:rPr>
           <m:t>tan</m:t>
         </m:r>
-        <m:d>
-          <m:dPr>
-            <m:begChr m:val="("/>
-            <m:sepChr m:val=""/>
-            <m:endChr m:val=")"/>
-            <m:grow/>
-          </m:dPr>
-          <m:e>
-            <m:r>
-              <m:t>π</m:t>
-            </m:r>
-            <m:r>
-              <m:rPr>
-                <m:sty m:val="p"/>
-              </m:rPr>
-              <m:t>/</m:t>
-            </m:r>
-            <m:r>
-              <m:t>6</m:t>
-            </m:r>
-          </m:e>
-        </m:d>
+        <m:r>
+          <m:rPr>
+            <m:sty m:val="p"/>
+          </m:rPr>
+          <m:t>(</m:t>
+        </m:r>
+        <m:r>
+          <m:t>π</m:t>
+        </m:r>
+        <m:r>
+          <m:rPr>
+            <m:sty m:val="p"/>
+          </m:rPr>
+          <m:t>/</m:t>
+        </m:r>
+        <m:r>
+          <m:t>6</m:t>
+        </m:r>
+        <m:r>
+          <m:rPr>
+            <m:sty m:val="p"/>
+          </m:rPr>
+          <m:t>)</m:t>
+        </m:r>
         <m:r>
           <m:rPr>
             <m:sty m:val="p"/>
@@ -918,28 +934,30 @@
           </m:rPr>
           <m:t>csc</m:t>
         </m:r>
-        <m:d>
-          <m:dPr>
-            <m:begChr m:val="("/>
-            <m:sepChr m:val=""/>
-            <m:endChr m:val=")"/>
-            <m:grow/>
-          </m:dPr>
-          <m:e>
-            <m:r>
-              <m:t>π</m:t>
-            </m:r>
-            <m:r>
-              <m:rPr>
-                <m:sty m:val="p"/>
-              </m:rPr>
-              <m:t>/</m:t>
-            </m:r>
-            <m:r>
-              <m:t>4</m:t>
-            </m:r>
-          </m:e>
-        </m:d>
+        <m:r>
+          <m:rPr>
+            <m:sty m:val="p"/>
+          </m:rPr>
+          <m:t>(</m:t>
+        </m:r>
+        <m:r>
+          <m:t>π</m:t>
+        </m:r>
+        <m:r>
+          <m:rPr>
+            <m:sty m:val="p"/>
+          </m:rPr>
+          <m:t>/</m:t>
+        </m:r>
+        <m:r>
+          <m:t>4</m:t>
+        </m:r>
+        <m:r>
+          <m:rPr>
+            <m:sty m:val="p"/>
+          </m:rPr>
+          <m:t>)</m:t>
+        </m:r>
         <m:r>
           <m:rPr>
             <m:sty m:val="p"/>
@@ -968,28 +986,30 @@
           </m:rPr>
           <m:t>cot</m:t>
         </m:r>
-        <m:d>
-          <m:dPr>
-            <m:begChr m:val="("/>
-            <m:sepChr m:val=""/>
-            <m:endChr m:val=")"/>
-            <m:grow/>
-          </m:dPr>
-          <m:e>
-            <m:r>
-              <m:t>π</m:t>
-            </m:r>
-            <m:r>
-              <m:rPr>
-                <m:sty m:val="p"/>
-              </m:rPr>
-              <m:t>/</m:t>
-            </m:r>
-            <m:r>
-              <m:t>6</m:t>
-            </m:r>
-          </m:e>
-        </m:d>
+        <m:r>
+          <m:rPr>
+            <m:sty m:val="p"/>
+          </m:rPr>
+          <m:t>(</m:t>
+        </m:r>
+        <m:r>
+          <m:t>π</m:t>
+        </m:r>
+        <m:r>
+          <m:rPr>
+            <m:sty m:val="p"/>
+          </m:rPr>
+          <m:t>/</m:t>
+        </m:r>
+        <m:r>
+          <m:t>6</m:t>
+        </m:r>
+        <m:r>
+          <m:rPr>
+            <m:sty m:val="p"/>
+          </m:rPr>
+          <m:t>)</m:t>
+        </m:r>
         <m:r>
           <m:rPr>
             <m:sty m:val="p"/>
@@ -1002,28 +1022,30 @@
           </m:rPr>
           <m:t>sin</m:t>
         </m:r>
-        <m:d>
-          <m:dPr>
-            <m:begChr m:val="("/>
-            <m:sepChr m:val=""/>
-            <m:endChr m:val=")"/>
-            <m:grow/>
-          </m:dPr>
-          <m:e>
-            <m:r>
-              <m:t>π</m:t>
-            </m:r>
-            <m:r>
-              <m:rPr>
-                <m:sty m:val="p"/>
-              </m:rPr>
-              <m:t>/</m:t>
-            </m:r>
-            <m:r>
-              <m:t>3</m:t>
-            </m:r>
-          </m:e>
-        </m:d>
+        <m:r>
+          <m:rPr>
+            <m:sty m:val="p"/>
+          </m:rPr>
+          <m:t>(</m:t>
+        </m:r>
+        <m:r>
+          <m:t>π</m:t>
+        </m:r>
+        <m:r>
+          <m:rPr>
+            <m:sty m:val="p"/>
+          </m:rPr>
+          <m:t>/</m:t>
+        </m:r>
+        <m:r>
+          <m:t>3</m:t>
+        </m:r>
+        <m:r>
+          <m:rPr>
+            <m:sty m:val="p"/>
+          </m:rPr>
+          <m:t>)</m:t>
+        </m:r>
         <m:r>
           <m:rPr>
             <m:sty m:val="p"/>
@@ -1118,28 +1140,30 @@
           </m:rPr>
           <m:t>sin</m:t>
         </m:r>
-        <m:d>
-          <m:dPr>
-            <m:begChr m:val="("/>
-            <m:sepChr m:val=""/>
-            <m:endChr m:val=")"/>
-            <m:grow/>
-          </m:dPr>
-          <m:e>
-            <m:r>
-              <m:t>π</m:t>
-            </m:r>
-            <m:r>
-              <m:rPr>
-                <m:sty m:val="p"/>
-              </m:rPr>
-              <m:t>/</m:t>
-            </m:r>
-            <m:r>
-              <m:t>2</m:t>
-            </m:r>
-          </m:e>
-        </m:d>
+        <m:r>
+          <m:rPr>
+            <m:sty m:val="p"/>
+          </m:rPr>
+          <m:t>(</m:t>
+        </m:r>
+        <m:r>
+          <m:t>π</m:t>
+        </m:r>
+        <m:r>
+          <m:rPr>
+            <m:sty m:val="p"/>
+          </m:rPr>
+          <m:t>/</m:t>
+        </m:r>
+        <m:r>
+          <m:t>2</m:t>
+        </m:r>
+        <m:r>
+          <m:rPr>
+            <m:sty m:val="p"/>
+          </m:rPr>
+          <m:t>)</m:t>
+        </m:r>
         <m:r>
           <m:rPr>
             <m:sty m:val="p"/>
@@ -1152,19 +1176,21 @@
           </m:rPr>
           <m:t>cos</m:t>
         </m:r>
-        <m:d>
-          <m:dPr>
-            <m:begChr m:val="("/>
-            <m:sepChr m:val=""/>
-            <m:endChr m:val=")"/>
-            <m:grow/>
-          </m:dPr>
-          <m:e>
-            <m:r>
-              <m:t>π</m:t>
-            </m:r>
-          </m:e>
-        </m:d>
+        <m:r>
+          <m:rPr>
+            <m:sty m:val="p"/>
+          </m:rPr>
+          <m:t>(</m:t>
+        </m:r>
+        <m:r>
+          <m:t>π</m:t>
+        </m:r>
+        <m:r>
+          <m:rPr>
+            <m:sty m:val="p"/>
+          </m:rPr>
+          <m:t>)</m:t>
+        </m:r>
         <m:r>
           <m:rPr>
             <m:sty m:val="p"/>
@@ -1180,25 +1206,27 @@
           </m:rPr>
           <m:t>+</m:t>
         </m:r>
-        <m:d>
-          <m:dPr>
-            <m:begChr m:val="("/>
-            <m:sepChr m:val=""/>
-            <m:endChr m:val=")"/>
-            <m:grow/>
-          </m:dPr>
-          <m:e>
-            <m:r>
-              <m:rPr>
-                <m:sty m:val="p"/>
-              </m:rPr>
-              <m:t>−</m:t>
-            </m:r>
-            <m:r>
-              <m:t>1</m:t>
-            </m:r>
-          </m:e>
-        </m:d>
+        <m:r>
+          <m:rPr>
+            <m:sty m:val="p"/>
+          </m:rPr>
+          <m:t>(</m:t>
+        </m:r>
+        <m:r>
+          <m:rPr>
+            <m:sty m:val="p"/>
+          </m:rPr>
+          <m:t>−</m:t>
+        </m:r>
+        <m:r>
+          <m:t>1</m:t>
+        </m:r>
+        <m:r>
+          <m:rPr>
+            <m:sty m:val="p"/>
+          </m:rPr>
+          <m:t>)</m:t>
+        </m:r>
         <m:r>
           <m:rPr>
             <m:sty m:val="p"/>
@@ -1227,28 +1255,30 @@
           </m:rPr>
           <m:t>tan</m:t>
         </m:r>
-        <m:d>
-          <m:dPr>
-            <m:begChr m:val="("/>
-            <m:sepChr m:val=""/>
-            <m:endChr m:val=")"/>
-            <m:grow/>
-          </m:dPr>
-          <m:e>
-            <m:r>
-              <m:t>π</m:t>
-            </m:r>
-            <m:r>
-              <m:rPr>
-                <m:sty m:val="p"/>
-              </m:rPr>
-              <m:t>/</m:t>
-            </m:r>
-            <m:r>
-              <m:t>6</m:t>
-            </m:r>
-          </m:e>
-        </m:d>
+        <m:r>
+          <m:rPr>
+            <m:sty m:val="p"/>
+          </m:rPr>
+          <m:t>(</m:t>
+        </m:r>
+        <m:r>
+          <m:t>π</m:t>
+        </m:r>
+        <m:r>
+          <m:rPr>
+            <m:sty m:val="p"/>
+          </m:rPr>
+          <m:t>/</m:t>
+        </m:r>
+        <m:r>
+          <m:t>6</m:t>
+        </m:r>
+        <m:r>
+          <m:rPr>
+            <m:sty m:val="p"/>
+          </m:rPr>
+          <m:t>)</m:t>
+        </m:r>
         <m:r>
           <m:rPr>
             <m:sty m:val="p"/>
@@ -1261,28 +1291,30 @@
           </m:rPr>
           <m:t>cot</m:t>
         </m:r>
-        <m:d>
-          <m:dPr>
-            <m:begChr m:val="("/>
-            <m:sepChr m:val=""/>
-            <m:endChr m:val=")"/>
-            <m:grow/>
-          </m:dPr>
-          <m:e>
-            <m:r>
-              <m:t>π</m:t>
-            </m:r>
-            <m:r>
-              <m:rPr>
-                <m:sty m:val="p"/>
-              </m:rPr>
-              <m:t>/</m:t>
-            </m:r>
-            <m:r>
-              <m:t>6</m:t>
-            </m:r>
-          </m:e>
-        </m:d>
+        <m:r>
+          <m:rPr>
+            <m:sty m:val="p"/>
+          </m:rPr>
+          <m:t>(</m:t>
+        </m:r>
+        <m:r>
+          <m:t>π</m:t>
+        </m:r>
+        <m:r>
+          <m:rPr>
+            <m:sty m:val="p"/>
+          </m:rPr>
+          <m:t>/</m:t>
+        </m:r>
+        <m:r>
+          <m:t>6</m:t>
+        </m:r>
+        <m:r>
+          <m:rPr>
+            <m:sty m:val="p"/>
+          </m:rPr>
+          <m:t>)</m:t>
+        </m:r>
         <m:r>
           <m:rPr>
             <m:sty m:val="p"/>
@@ -1348,47 +1380,51 @@
           </m:rPr>
           <m:t>cos</m:t>
         </m:r>
-        <m:d>
-          <m:dPr>
-            <m:begChr m:val="("/>
-            <m:sepChr m:val=""/>
-            <m:endChr m:val=")"/>
-            <m:grow/>
-          </m:dPr>
-          <m:e>
-            <m:r>
-              <m:t>0</m:t>
-            </m:r>
-          </m:e>
-        </m:d>
+        <m:r>
+          <m:rPr>
+            <m:sty m:val="p"/>
+          </m:rPr>
+          <m:t>(</m:t>
+        </m:r>
+        <m:r>
+          <m:t>0</m:t>
+        </m:r>
+        <m:r>
+          <m:rPr>
+            <m:sty m:val="p"/>
+          </m:rPr>
+          <m:t>)</m:t>
+        </m:r>
         <m:r>
           <m:rPr>
             <m:sty m:val="p"/>
           </m:rPr>
           <m:t>sin</m:t>
         </m:r>
-        <m:d>
-          <m:dPr>
-            <m:begChr m:val="("/>
-            <m:sepChr m:val=""/>
-            <m:endChr m:val=")"/>
-            <m:grow/>
-          </m:dPr>
-          <m:e>
-            <m:r>
-              <m:t>π</m:t>
-            </m:r>
-            <m:r>
-              <m:rPr>
-                <m:sty m:val="p"/>
-              </m:rPr>
-              <m:t>/</m:t>
-            </m:r>
-            <m:r>
-              <m:t>2</m:t>
-            </m:r>
-          </m:e>
-        </m:d>
+        <m:r>
+          <m:rPr>
+            <m:sty m:val="p"/>
+          </m:rPr>
+          <m:t>(</m:t>
+        </m:r>
+        <m:r>
+          <m:t>π</m:t>
+        </m:r>
+        <m:r>
+          <m:rPr>
+            <m:sty m:val="p"/>
+          </m:rPr>
+          <m:t>/</m:t>
+        </m:r>
+        <m:r>
+          <m:t>2</m:t>
+        </m:r>
+        <m:r>
+          <m:rPr>
+            <m:sty m:val="p"/>
+          </m:rPr>
+          <m:t>)</m:t>
+        </m:r>
         <m:r>
           <m:rPr>
             <m:sty m:val="p"/>
@@ -1435,56 +1471,60 @@
           </m:rPr>
           <m:t>cos</m:t>
         </m:r>
-        <m:d>
-          <m:dPr>
-            <m:begChr m:val="("/>
-            <m:sepChr m:val=""/>
-            <m:endChr m:val=")"/>
-            <m:grow/>
-          </m:dPr>
-          <m:e>
-            <m:r>
-              <m:t>π</m:t>
-            </m:r>
-            <m:r>
-              <m:rPr>
-                <m:sty m:val="p"/>
-              </m:rPr>
-              <m:t>/</m:t>
-            </m:r>
-            <m:r>
-              <m:t>6</m:t>
-            </m:r>
-          </m:e>
-        </m:d>
+        <m:r>
+          <m:rPr>
+            <m:sty m:val="p"/>
+          </m:rPr>
+          <m:t>(</m:t>
+        </m:r>
+        <m:r>
+          <m:t>π</m:t>
+        </m:r>
+        <m:r>
+          <m:rPr>
+            <m:sty m:val="p"/>
+          </m:rPr>
+          <m:t>/</m:t>
+        </m:r>
+        <m:r>
+          <m:t>6</m:t>
+        </m:r>
+        <m:r>
+          <m:rPr>
+            <m:sty m:val="p"/>
+          </m:rPr>
+          <m:t>)</m:t>
+        </m:r>
         <m:r>
           <m:rPr>
             <m:sty m:val="p"/>
           </m:rPr>
           <m:t>sec</m:t>
         </m:r>
-        <m:d>
-          <m:dPr>
-            <m:begChr m:val="("/>
-            <m:sepChr m:val=""/>
-            <m:endChr m:val=")"/>
-            <m:grow/>
-          </m:dPr>
-          <m:e>
-            <m:r>
-              <m:t>π</m:t>
-            </m:r>
-            <m:r>
-              <m:rPr>
-                <m:sty m:val="p"/>
-              </m:rPr>
-              <m:t>/</m:t>
-            </m:r>
-            <m:r>
-              <m:t>6</m:t>
-            </m:r>
-          </m:e>
-        </m:d>
+        <m:r>
+          <m:rPr>
+            <m:sty m:val="p"/>
+          </m:rPr>
+          <m:t>(</m:t>
+        </m:r>
+        <m:r>
+          <m:t>π</m:t>
+        </m:r>
+        <m:r>
+          <m:rPr>
+            <m:sty m:val="p"/>
+          </m:rPr>
+          <m:t>/</m:t>
+        </m:r>
+        <m:r>
+          <m:t>6</m:t>
+        </m:r>
+        <m:r>
+          <m:rPr>
+            <m:sty m:val="p"/>
+          </m:rPr>
+          <m:t>)</m:t>
+        </m:r>
         <m:r>
           <m:rPr>
             <m:sty m:val="p"/>
@@ -1497,56 +1537,60 @@
           </m:rPr>
           <m:t>sin</m:t>
         </m:r>
-        <m:d>
-          <m:dPr>
-            <m:begChr m:val="("/>
-            <m:sepChr m:val=""/>
-            <m:endChr m:val=")"/>
-            <m:grow/>
-          </m:dPr>
-          <m:e>
-            <m:r>
-              <m:t>π</m:t>
-            </m:r>
-            <m:r>
-              <m:rPr>
-                <m:sty m:val="p"/>
-              </m:rPr>
-              <m:t>/</m:t>
-            </m:r>
-            <m:r>
-              <m:t>4</m:t>
-            </m:r>
-          </m:e>
-        </m:d>
+        <m:r>
+          <m:rPr>
+            <m:sty m:val="p"/>
+          </m:rPr>
+          <m:t>(</m:t>
+        </m:r>
+        <m:r>
+          <m:t>π</m:t>
+        </m:r>
+        <m:r>
+          <m:rPr>
+            <m:sty m:val="p"/>
+          </m:rPr>
+          <m:t>/</m:t>
+        </m:r>
+        <m:r>
+          <m:t>4</m:t>
+        </m:r>
+        <m:r>
+          <m:rPr>
+            <m:sty m:val="p"/>
+          </m:rPr>
+          <m:t>)</m:t>
+        </m:r>
         <m:r>
           <m:rPr>
             <m:sty m:val="p"/>
           </m:rPr>
           <m:t>csc</m:t>
         </m:r>
-        <m:d>
-          <m:dPr>
-            <m:begChr m:val="("/>
-            <m:sepChr m:val=""/>
-            <m:endChr m:val=")"/>
-            <m:grow/>
-          </m:dPr>
-          <m:e>
-            <m:r>
-              <m:t>π</m:t>
-            </m:r>
-            <m:r>
-              <m:rPr>
-                <m:sty m:val="p"/>
-              </m:rPr>
-              <m:t>/</m:t>
-            </m:r>
-            <m:r>
-              <m:t>4</m:t>
-            </m:r>
-          </m:e>
-        </m:d>
+        <m:r>
+          <m:rPr>
+            <m:sty m:val="p"/>
+          </m:rPr>
+          <m:t>(</m:t>
+        </m:r>
+        <m:r>
+          <m:t>π</m:t>
+        </m:r>
+        <m:r>
+          <m:rPr>
+            <m:sty m:val="p"/>
+          </m:rPr>
+          <m:t>/</m:t>
+        </m:r>
+        <m:r>
+          <m:t>4</m:t>
+        </m:r>
+        <m:r>
+          <m:rPr>
+            <m:sty m:val="p"/>
+          </m:rPr>
+          <m:t>)</m:t>
+        </m:r>
         <m:r>
           <m:rPr>
             <m:sty m:val="p"/>
@@ -1593,28 +1637,30 @@
           </m:rPr>
           <m:t>cot</m:t>
         </m:r>
-        <m:d>
-          <m:dPr>
-            <m:begChr m:val="("/>
-            <m:sepChr m:val=""/>
-            <m:endChr m:val=")"/>
-            <m:grow/>
-          </m:dPr>
-          <m:e>
-            <m:r>
-              <m:t>π</m:t>
-            </m:r>
-            <m:r>
-              <m:rPr>
-                <m:sty m:val="p"/>
-              </m:rPr>
-              <m:t>/</m:t>
-            </m:r>
-            <m:r>
-              <m:t>2</m:t>
-            </m:r>
-          </m:e>
-        </m:d>
+        <m:r>
+          <m:rPr>
+            <m:sty m:val="p"/>
+          </m:rPr>
+          <m:t>(</m:t>
+        </m:r>
+        <m:r>
+          <m:t>π</m:t>
+        </m:r>
+        <m:r>
+          <m:rPr>
+            <m:sty m:val="p"/>
+          </m:rPr>
+          <m:t>/</m:t>
+        </m:r>
+        <m:r>
+          <m:t>2</m:t>
+        </m:r>
+        <m:r>
+          <m:rPr>
+            <m:sty m:val="p"/>
+          </m:rPr>
+          <m:t>)</m:t>
+        </m:r>
         <m:r>
           <m:rPr>
             <m:sty m:val="p"/>
@@ -1640,8 +1686,8 @@
         </w:pict>
       </w:r>
     </w:p>
-    <w:bookmarkEnd w:id="29"/>
-    <w:bookmarkStart w:id="31" w:name="version-history-and-licensing"/>
+    <w:bookmarkEnd w:id="18"/>
+    <w:bookmarkStart w:id="20" w:name="version-history-and-licensing"/>
     <w:p>
       <w:pPr>
         <w:pStyle w:val="Heading2"/>
@@ -1674,7 +1720,7 @@
       <w:pPr>
         <w:pStyle w:val="FirstParagraph"/>
       </w:pPr>
-      <w:hyperlink r:id="rId30">
+      <w:hyperlink r:id="rId19">
         <w:r>
           <w:rPr>
             <w:rStyle w:val="Hyperlink"/>
@@ -1683,7 +1729,7 @@
         </w:r>
       </w:hyperlink>
     </w:p>
-    <w:bookmarkEnd w:id="31"/>
+    <w:bookmarkEnd w:id="20"/>
     <w:sectPr>
       <w:pgSz w:h="15840" w:w="12240"/>
       <w:pgMar w:bottom="1440" w:footer="720" w:gutter="0" w:header="720" w:left="1440" w:right="1440" w:top="1440"/>
